--- a/public/materialy/1L/2/_ucitel/2. Soubory a cloud - plán hodiny.docx
+++ b/public/materialy/1L/2/_ucitel/2. Soubory a cloud - plán hodiny.docx
@@ -1679,7 +1679,7 @@
         <w:t xml:space="preserve">Úvodní „chaos“ je nejsilnější moment hodiny. </w:t>
       </w:r>
       <w:r>
-        <w:t>Připravte si opravdu odstrašující složku (klidně 40 souborů). Čím větší zmatek, tím lépe žáci pochopí, proč se tématu věnujeme.</w:t>
+        <w:t>Připrav si opravdu odstrašující složku (klidně 40 souborů). Čím větší zmatek, tím lépe žáci pochopí, proč se tématu věnujeme.</w:t>
       </w:r>
     </w:p>
     <w:p>
@@ -1696,7 +1696,7 @@
           <w:b/>
           <w:bCs/>
         </w:rPr>
-        <w:t xml:space="preserve">Zobrazení přípon zapněte všem. </w:t>
+        <w:t xml:space="preserve">Zobrazení přípon zapni všem. </w:t>
       </w:r>
       <w:r>
         <w:t>Ve Windows 11: Průzkumník → Zobrazit → Zobrazit → Přípony názvů souborů. Bez toho nejde vysvětlit rozdíl mezi .</w:t>
@@ -1735,7 +1735,7 @@
         <w:t xml:space="preserve">Rozdíl kopírovat × přesunout </w:t>
       </w:r>
       <w:r>
-        <w:t>žákům často splývá. Ukažte oba postupy a nechte je říct, kolik souborů kde zůstalo.</w:t>
+        <w:t>žákům často splývá. Ukaž oba postupy a nech je říct, kolik souborů kde zůstalo.</w:t>
       </w:r>
     </w:p>
     <w:p>
@@ -1761,10 +1761,10 @@
           <w:b/>
           <w:bCs/>
         </w:rPr>
-        <w:t xml:space="preserve"> nechte až na konec </w:t>
-      </w:r>
-      <w:r>
-        <w:t xml:space="preserve">a počítejte s tím, že přihlašování zdrží. Pokud se část třídy nepřihlásí, nevadí — sdílení je možné </w:t>
+        <w:t xml:space="preserve"> nech až na konec </w:t>
+      </w:r>
+      <w:r>
+        <w:t xml:space="preserve">a počítej s tím, že přihlašování zdrží. Pokud se část třídy nepřihlásí, nevadí — sdílení je možné </w:t>
       </w:r>
       <w:proofErr w:type="spellStart"/>
       <w:r>
@@ -1789,7 +1789,7 @@
           <w:b/>
           <w:bCs/>
         </w:rPr>
-        <w:t xml:space="preserve">Jak poznáte porozumění: </w:t>
+        <w:t xml:space="preserve">Jak poznáš porozumění: </w:t>
       </w:r>
       <w:r>
         <w:t xml:space="preserve">žák dokáže říct, kde přesně jeho soubor je („Dokumenty → Škola → Informatika“), </w:t>
@@ -2832,7 +2832,7 @@
                 <w:sz w:val="21"/>
                 <w:szCs w:val="21"/>
               </w:rPr>
-              <w:t xml:space="preserve"> nahraďte: žáci odevzdají snímek obrazovky struktury do sdílené složky. Cloud ukažte aspoň demonstračně ze svého účtu.</w:t>
+              <w:t xml:space="preserve"> nahraď: žáci odevzdají snímek obrazovky struktury do sdílené složky. Cloud ukaž aspoň demonstračně ze svého účtu.</w:t>
             </w:r>
           </w:p>
         </w:tc>
@@ -2914,7 +2914,7 @@
                 <w:sz w:val="21"/>
                 <w:szCs w:val="21"/>
               </w:rPr>
-              <w:t xml:space="preserve"> — sadu souborů mějte i na </w:t>
+              <w:t xml:space="preserve"> — sadu souborů měj i na </w:t>
             </w:r>
             <w:proofErr w:type="spellStart"/>
             <w:r>
@@ -2996,7 +2996,7 @@
                 <w:sz w:val="21"/>
                 <w:szCs w:val="21"/>
               </w:rPr>
-              <w:t xml:space="preserve">Ukažte Koš a obnovení souboru — hodí se to i jako uklidnění. Připomeňte rozdíl </w:t>
+              <w:t xml:space="preserve">Ukaž Koš a obnovení souboru — hodí se to i jako uklidnění. Připomeň rozdíl </w:t>
             </w:r>
             <w:proofErr w:type="spellStart"/>
             <w:r>
@@ -3094,7 +3094,7 @@
                 <w:sz w:val="21"/>
                 <w:szCs w:val="21"/>
               </w:rPr>
-              <w:t>Naučte žáky orientovat se podle adresního řádku Průzkumníka (cesta). Hledání: lupa v Průzkumníku.</w:t>
+              <w:t>Nauč žáky orientovat se podle adresního řádku Průzkumníka (cesta). Hledání: lupa v Průzkumníku.</w:t>
             </w:r>
           </w:p>
         </w:tc>
@@ -3213,7 +3213,7 @@
           <w:i/>
           <w:iCs/>
         </w:rPr>
-        <w:t>(Vyplňte po hodině.)</w:t>
+        <w:t>(Vyplň po hodině.)</w:t>
       </w:r>
     </w:p>
     <w:sectPr>

--- a/public/materialy/1L/2/_ucitel/2. Soubory a cloud - plán hodiny.docx
+++ b/public/materialy/1L/2/_ucitel/2. Soubory a cloud - plán hodiny.docx
@@ -14,7 +14,7 @@
           <w:sz w:val="52"/>
           <w:szCs w:val="52"/>
         </w:rPr>
-        <w:t>Plán hodiny 2 — Soubory, složky a cloudové úložiště</w:t>
+        <w:t>Plán hodiny 2 — Soubory, složky a cloudové úložiště</w:t>
       </w:r>
     </w:p>
     <w:p>
@@ -32,7 +32,7 @@
           <w:sz w:val="26"/>
           <w:szCs w:val="26"/>
         </w:rPr>
-        <w:t>Úvod do informatiky a digitální gramotnost • 1. ročník SPŠ • 45 minut</w:t>
+        <w:t>Úvod do informatiky a digitální gramotnost • 1. ročník SPŠ • 45 minut</w:t>
       </w:r>
     </w:p>
     <w:p>
@@ -133,7 +133,7 @@
                 <w:sz w:val="21"/>
                 <w:szCs w:val="21"/>
               </w:rPr>
-              <w:t>Úvod do informatiky a digitální gramotnost (hodina 2 z 6)</w:t>
+              <w:t>Úvod do informatiky a digitální gramotnost (hodina 2 z 6)</w:t>
             </w:r>
           </w:p>
         </w:tc>
@@ -199,7 +199,7 @@
                 <w:sz w:val="21"/>
                 <w:szCs w:val="21"/>
               </w:rPr>
-              <w:t>Správa souborů a složek, cloudové úložiště</w:t>
+              <w:t>Správa souborů a složek, cloudové úložiště</w:t>
             </w:r>
           </w:p>
         </w:tc>
@@ -265,7 +265,7 @@
                 <w:sz w:val="21"/>
                 <w:szCs w:val="21"/>
               </w:rPr>
-              <w:t>1. ročník, střední průmyslová škola (strojní a stavební obory)</w:t>
+              <w:t>1. ročník, střední průmyslová škola (strojní a stavební obory)</w:t>
             </w:r>
           </w:p>
         </w:tc>
@@ -397,7 +397,7 @@
                 <w:sz w:val="21"/>
                 <w:szCs w:val="21"/>
               </w:rPr>
-              <w:t>Částečně povolené — jen k vysvětlení pojmu, kterému žák nerozumí. Úkoly žák vypracovává sám.</w:t>
+              <w:t>Částečně povolené — jen k vysvětlení pojmu, kterému žák nerozumí. Úkoly žák vypracovává sám.</w:t>
             </w:r>
           </w:p>
         </w:tc>
@@ -424,7 +424,7 @@
         <w:spacing w:after="100"/>
       </w:pPr>
       <w:r>
-        <w:t xml:space="preserve">Žák si vytvoří přehlednou strukturu složek pro školní práci, umí soubory kopírovat, přesouvat, přejmenovávat a vyhledávat a chápe rozdíl mezi uložením na disk a do cloudu. Nahraje soubor na </w:t>
+        <w:t xml:space="preserve">Žák si vytvoří přehlednou strukturu složek pro školní práci, umí soubory kopírovat, přesouvat, přejmenovávat a vyhledávat a chápe rozdíl mezi uložením na disk a do cloudu. Nahraje soubor na </w:t>
       </w:r>
       <w:proofErr w:type="spellStart"/>
       <w:r>
@@ -432,7 +432,7 @@
       </w:r>
       <w:proofErr w:type="spellEnd"/>
       <w:r>
-        <w:t xml:space="preserve"> a vytvoří odkaz pro sdílení.</w:t>
+        <w:t xml:space="preserve"> a vytvoří odkaz pro sdílení.</w:t>
       </w:r>
     </w:p>
     <w:p>
@@ -453,7 +453,7 @@
         <w:spacing w:after="40"/>
       </w:pPr>
       <w:r>
-        <w:t>vysvětlit rozdíl mezi souborem a složkou a poznat běžné přípony (.</w:t>
+        <w:t>vysvětlit rozdíl mezi souborem a složkou a poznat běžné přípony (.</w:t>
       </w:r>
       <w:proofErr w:type="spellStart"/>
       <w:r>
@@ -498,7 +498,7 @@
         <w:spacing w:after="40"/>
       </w:pPr>
       <w:r>
-        <w:t>vytvořit promyšlenou strukturu složek a pojmenovat soubory tak, aby se v nich vyznal;</w:t>
+        <w:t>vytvořit promyšlenou strukturu složek a pojmenovat soubory tak, aby se v nich vyznal;</w:t>
       </w:r>
     </w:p>
     <w:p>
@@ -511,7 +511,7 @@
         <w:spacing w:after="40"/>
       </w:pPr>
       <w:r>
-        <w:t>kopírovat, přesouvat, přejmenovat a najít soubor v Průzkumníku souborů;</w:t>
+        <w:t>kopírovat, přesouvat, přejmenovat a najít soubor v Průzkumníku souborů;</w:t>
       </w:r>
     </w:p>
     <w:p>
@@ -524,7 +524,7 @@
         <w:spacing w:after="40"/>
       </w:pPr>
       <w:r>
-        <w:t>vysvětlit, co je cloud, a uvést jeho výhodu a riziko;</w:t>
+        <w:t>vysvětlit, co je cloud, a uvést jeho výhodu a riziko;</w:t>
       </w:r>
     </w:p>
     <w:p>
@@ -545,7 +545,7 @@
       </w:r>
       <w:proofErr w:type="spellEnd"/>
       <w:r>
-        <w:t xml:space="preserve"> a nasdílet ho odkazem.</w:t>
+        <w:t xml:space="preserve"> a nasdílet ho odkazem.</w:t>
       </w:r>
     </w:p>
     <w:p>
@@ -606,7 +606,7 @@
         <w:spacing w:after="40"/>
       </w:pPr>
       <w:r>
-        <w:t>Počítače s Windows a připojením k internetu.</w:t>
+        <w:t>Počítače s Windows a připojením k internetu.</w:t>
       </w:r>
     </w:p>
     <w:p>
@@ -666,7 +666,7 @@
         <w:spacing w:after="40"/>
       </w:pPr>
       <w:r>
-        <w:t>Připravená sada 8–10 souborů s chaotickými názvy (např. dokument1.docx, foto.jpg, asdf.pdf…) ve sdílené složce ke stažení.</w:t>
+        <w:t>Připravená sada 8–10 souborů s chaotickými názvy (např. dokument1.docx, foto.jpg, asdf.pdf…) ve sdílené složce ke stažení.</w:t>
       </w:r>
     </w:p>
     <w:p>
@@ -914,7 +914,7 @@
                 <w:sz w:val="21"/>
                 <w:szCs w:val="21"/>
               </w:rPr>
-              <w:t>Úvod a motivace</w:t>
+              <w:t>Úvod a motivace</w:t>
             </w:r>
           </w:p>
         </w:tc>
@@ -943,7 +943,7 @@
                 <w:sz w:val="21"/>
                 <w:szCs w:val="21"/>
               </w:rPr>
-              <w:t xml:space="preserve">Promítne plochu zaplněnou desítkami souborů s názvy jako „dokument1“, „kopie </w:t>
+              <w:t xml:space="preserve">Promítne plochu zaplněnou desítkami souborů s názvy jako „dokument1“, „kopie </w:t>
             </w:r>
             <w:proofErr w:type="spellStart"/>
             <w:r>
@@ -959,7 +959,7 @@
                 <w:sz w:val="21"/>
                 <w:szCs w:val="21"/>
               </w:rPr>
-              <w:t>“. Úkol: „Najděte mi tu pololetní písemku z matematiky. Máte 30 sekund.“</w:t>
+              <w:t>“. Úkol: „Najděte mi tu pololetní písemku z matematiky. Máte 30 sekund.“</w:t>
             </w:r>
           </w:p>
         </w:tc>
@@ -1083,7 +1083,7 @@
                 <w:sz w:val="21"/>
                 <w:szCs w:val="21"/>
               </w:rPr>
-              <w:t>Promítne tutéž sadu souborů roztříděnou do složek s jasnými názvy. Stejný úkol — najít písemku. Ptá se: „Proč to teď šlo za pár sekund?“</w:t>
+              <w:t>Promítne tutéž sadu souborů roztříděnou do složek s jasnými názvy. Stejný úkol — najít písemku. Ptá se: „Proč to teď šlo za pár sekund?“</w:t>
             </w:r>
           </w:p>
         </w:tc>
@@ -1112,7 +1112,7 @@
                 <w:sz w:val="21"/>
                 <w:szCs w:val="21"/>
               </w:rPr>
-              <w:t>Hledají rozdíl, formulují pravidla dobrého pojmenování a třídění.</w:t>
+              <w:t>Hledají rozdíl, formulují pravidla dobrého pojmenování a třídění.</w:t>
             </w:r>
           </w:p>
         </w:tc>
@@ -1207,7 +1207,7 @@
                 <w:sz w:val="21"/>
                 <w:szCs w:val="21"/>
               </w:rPr>
-              <w:t>Shrne pravidla (mluvící názvy, struktura složek, bez diakritiky a mezer u důležitých souborů). Krátce ukáže Průzkumník: kopírování, přesun, přejmenování, vyhledávání, přípony.</w:t>
+              <w:t>Shrne pravidla (mluvící názvy, struktura složek, bez diakritiky a mezer u důležitých souborů). Krátce ukáže Průzkumník: kopírování, přesun, přejmenování, vyhledávání, přípony.</w:t>
             </w:r>
           </w:p>
         </w:tc>
@@ -1331,7 +1331,7 @@
                 <w:sz w:val="21"/>
                 <w:szCs w:val="21"/>
               </w:rPr>
-              <w:t>Zadá práci dle pracovního listu: vytvoření struktury složek a úklid chaotických souborů. Obchází, kontroluje.</w:t>
+              <w:t>Zadá práci dle pracovního listu: vytvoření struktury složek a úklid chaotických souborů. Obchází, kontroluje.</w:t>
             </w:r>
           </w:p>
         </w:tc>
@@ -1455,7 +1455,7 @@
                 <w:sz w:val="21"/>
                 <w:szCs w:val="21"/>
               </w:rPr>
-              <w:t xml:space="preserve">Krátce vysvětlí cloud (ukázka: tentýž soubor na PC i v telefonu). Ukáže nahrání na </w:t>
+              <w:t xml:space="preserve">Krátce vysvětlí cloud (ukázka: tentýž soubor na PC i v telefonu). Ukáže nahrání na </w:t>
             </w:r>
             <w:proofErr w:type="spellStart"/>
             <w:r>
@@ -1471,7 +1471,7 @@
                 <w:sz w:val="21"/>
                 <w:szCs w:val="21"/>
               </w:rPr>
-              <w:t xml:space="preserve"> a sdílení odkazem.</w:t>
+              <w:t xml:space="preserve"> a sdílení odkazem.</w:t>
             </w:r>
           </w:p>
         </w:tc>
@@ -1582,7 +1582,7 @@
                 <w:sz w:val="21"/>
                 <w:szCs w:val="21"/>
               </w:rPr>
-              <w:t>Shrnutí a reflexe</w:t>
+              <w:t>Shrnutí a reflexe</w:t>
             </w:r>
           </w:p>
         </w:tc>
@@ -1715,7 +1715,7 @@
       </w:r>
       <w:proofErr w:type="spellEnd"/>
       <w:r>
-        <w:t xml:space="preserve"> — a to je i bezpečnostní téma (návaznost na hodinu 3).</w:t>
+        <w:t xml:space="preserve"> — a to je i bezpečnostní téma (návaznost na hodinu 3).</w:t>
       </w:r>
     </w:p>
     <w:p>
@@ -1735,7 +1735,7 @@
         <w:t xml:space="preserve">Rozdíl kopírovat × přesunout </w:t>
       </w:r>
       <w:r>
-        <w:t>žákům často splývá. Ukaž oba postupy a nech je říct, kolik souborů kde zůstalo.</w:t>
+        <w:t>žákům často splývá. Ukaž oba postupy a nech je říct, kolik souborů kde zůstalo.</w:t>
       </w:r>
     </w:p>
     <w:p>
@@ -1764,7 +1764,7 @@
         <w:t xml:space="preserve"> nech až na konec </w:t>
       </w:r>
       <w:r>
-        <w:t xml:space="preserve">a počítej s tím, že přihlašování zdrží. Pokud se část třídy nepřihlásí, nevadí — sdílení je možné </w:t>
+        <w:t xml:space="preserve">a počítej s tím, že přihlašování zdrží. Pokud se část třídy nepřihlásí, nevadí — sdílení je možné </w:t>
       </w:r>
       <w:proofErr w:type="spellStart"/>
       <w:r>
@@ -1800,7 +1800,7 @@
       </w:r>
       <w:proofErr w:type="gramEnd"/>
       <w:r>
-        <w:t xml:space="preserve"> „někde v počítači“.</w:t>
+        <w:t xml:space="preserve"> „někde v počítači“.</w:t>
       </w:r>
     </w:p>
     <w:p>
@@ -1982,7 +1982,7 @@
                 <w:sz w:val="21"/>
                 <w:szCs w:val="21"/>
               </w:rPr>
-              <w:t xml:space="preserve">Žák vytvoří strukturu složek podle přesného vzoru z pracovního listu a roztřídí jen 5 souborů. </w:t>
+              <w:t xml:space="preserve">Žák vytvoří strukturu složek podle přesného vzoru z pracovního listu a roztřídí jen 5 souborů. </w:t>
             </w:r>
             <w:proofErr w:type="spellStart"/>
             <w:r>
@@ -2080,7 +2080,7 @@
                 <w:sz w:val="21"/>
                 <w:szCs w:val="21"/>
               </w:rPr>
-              <w:t xml:space="preserve"> a sdílení odkazem.</w:t>
+              <w:t xml:space="preserve"> a sdílení odkazem.</w:t>
             </w:r>
           </w:p>
         </w:tc>
@@ -2146,7 +2146,7 @@
                 <w:sz w:val="21"/>
                 <w:szCs w:val="21"/>
               </w:rPr>
-              <w:t>Bonus: vymyslet vlastní systém pojmenování souborů pro celý školní rok (krátký návrh pravidel) a vyzkoušet hromadné přejmenování (F2 na více označených souborech).</w:t>
+              <w:t>Bonus: vymyslet vlastní systém pojmenování souborů pro celý školní rok (krátký návrh pravidel) a vyzkoušet hromadné přejmenování (F2 na více označených souborech).</w:t>
             </w:r>
           </w:p>
         </w:tc>
@@ -2165,7 +2165,7 @@
           <w:sz w:val="30"/>
           <w:szCs w:val="30"/>
         </w:rPr>
-        <w:t>Výstup z hodiny</w:t>
+        <w:t>Výstup z hodiny</w:t>
       </w:r>
     </w:p>
     <w:p>
@@ -2173,7 +2173,7 @@
         <w:spacing w:after="100"/>
       </w:pPr>
       <w:r>
-        <w:t xml:space="preserve">Vytvořená struktura složek Škola (s podsložkami předmětů), roztříděné a smysluplně pojmenované soubory z připravené sady a odkaz na sdílenou složku/soubor v </w:t>
+        <w:t xml:space="preserve">Vytvořená struktura složek Škola (s podsložkami předmětů), roztříděné a smysluplně pojmenované soubory z připravené sady a odkaz na sdílenou složku/soubor v </w:t>
       </w:r>
       <w:proofErr w:type="spellStart"/>
       <w:r>
@@ -2357,7 +2357,7 @@
                 <w:sz w:val="21"/>
                 <w:szCs w:val="21"/>
               </w:rPr>
-              <w:t xml:space="preserve">Struktura kompletní a logická, všechny soubory správně roztříděné a pojmenované, odkaz z </w:t>
+              <w:t xml:space="preserve">Struktura kompletní a logická, všechny soubory správně roztříděné a pojmenované, odkaz z </w:t>
             </w:r>
             <w:proofErr w:type="spellStart"/>
             <w:r>
@@ -2656,7 +2656,7 @@
           <w:sz w:val="30"/>
           <w:szCs w:val="30"/>
         </w:rPr>
-        <w:t>Možné problémy a jejich řešení</w:t>
+        <w:t>Možné problémy a jejich řešení</w:t>
       </w:r>
     </w:p>
     <w:tbl>
@@ -2914,7 +2914,7 @@
                 <w:sz w:val="21"/>
                 <w:szCs w:val="21"/>
               </w:rPr>
-              <w:t xml:space="preserve"> — sadu souborů měj i na </w:t>
+              <w:t xml:space="preserve"> — sadu souborů měj i na </w:t>
             </w:r>
             <w:proofErr w:type="spellStart"/>
             <w:r>
@@ -2930,7 +2930,7 @@
                 <w:sz w:val="21"/>
                 <w:szCs w:val="21"/>
               </w:rPr>
-              <w:t xml:space="preserve"> disku / v lokální sdílené složce.</w:t>
+              <w:t xml:space="preserve"> disku / v lokální sdílené složce.</w:t>
             </w:r>
           </w:p>
         </w:tc>
@@ -2996,7 +2996,7 @@
                 <w:sz w:val="21"/>
                 <w:szCs w:val="21"/>
               </w:rPr>
-              <w:t xml:space="preserve">Ukaž Koš a obnovení souboru — hodí se to i jako uklidnění. Připomeň rozdíl </w:t>
+              <w:t xml:space="preserve">Ukaž Koš a obnovení souboru — hodí se to i jako uklidnění. Připomeň rozdíl </w:t>
             </w:r>
             <w:proofErr w:type="spellStart"/>
             <w:r>
@@ -3094,7 +3094,7 @@
                 <w:sz w:val="21"/>
                 <w:szCs w:val="21"/>
               </w:rPr>
-              <w:t>Nauč žáky orientovat se podle adresního řádku Průzkumníka (cesta). Hledání: lupa v Průzkumníku.</w:t>
+              <w:t>Nauč žáky orientovat se podle adresního řádku Průzkumníka (cesta). Hledání: lupa v Průzkumníku.</w:t>
             </w:r>
           </w:p>
         </w:tc>
@@ -3201,7 +3201,7 @@
           <w:szCs w:val="30"/>
         </w:rPr>
         <w:lastRenderedPageBreak/>
-        <w:t>Poznámky a reflexe učitele</w:t>
+        <w:t>Poznámky a reflexe učitele</w:t>
       </w:r>
     </w:p>
     <w:p>
